--- a/reports/Отчет_о_лабораторной_работе_4_Козионов.docx
+++ b/reports/Отчет_о_лабораторной_работе_4_Козионов.docx
@@ -448,21 +448,22 @@
           <w:rFonts w:ascii="Times New Roman" w:hAnsi="Times New Roman"/>
           <w:sz w:val="28"/>
         </w:rPr>
-        <w:t>Номер в списке группы — 10 (чётный). Значения и ответы в таблицах ниже ожидаемые; подлинные результаты фиксируются при запуске. Скриншоты не создавались автоматически.</w:t>
-      </w:r>
-    </w:p>
-    <w:p>
-      <w:pPr>
-        <w:pStyle w:val="SectionTitle"/>
-      </w:pPr>
-      <w:r>
-        <w:t>ЗАДАНИЕ №1</w:t>
-      </w:r>
-    </w:p>
-    <w:p>
-      <w:pPr>
-        <w:pStyle w:val="SectionTitle"/>
-      </w:pPr>
+        <w:t>Конфигурация сборки: lab4-two-services/service1/pom.xml</w:t>
+      </w:r>
+    </w:p>
+    <w:p>
+      <w:pPr>
+        <w:pStyle w:val="BodyText"/>
+        <w:jc w:val="center"/>
+      </w:pPr>
+      <w:hyperlink r:id="rId9">
+        <w:r>
+          <w:rPr>
+            <w:rStyle w:val="aff8"/>
+          </w:rPr>
+          <w:t>https://github.com/nyambus/urfu_java_edu_2sem/blob/main/lab4-two-services/service1/pom.xml</w:t>
+        </w:r>
+      </w:hyperlink>
     </w:p>
     <w:p>
       <w:pPr>
@@ -475,8 +476,22 @@
           <w:rFonts w:ascii="Times New Roman" w:hAnsi="Times New Roman"/>
           <w:sz w:val="28"/>
         </w:rPr>
-        <w:t>Создание второго сервиса. Service2Application запускается на порту 8084 и принимает пересланный request. Второй сервис протоколирует полученный объект и момент получения.</w:t>
-      </w:r>
+        <w:t>Конфигурация сборки: lab4-two-services/service2/pom.xml</w:t>
+      </w:r>
+    </w:p>
+    <w:p>
+      <w:pPr>
+        <w:pStyle w:val="BodyText"/>
+        <w:jc w:val="center"/>
+      </w:pPr>
+      <w:hyperlink r:id="rId10">
+        <w:r>
+          <w:rPr>
+            <w:rStyle w:val="aff8"/>
+          </w:rPr>
+          <w:t>https://github.com/nyambus/urfu_java_edu_2sem/blob/main/lab4-two-services/service2/pom.xml</w:t>
+        </w:r>
+      </w:hyperlink>
     </w:p>
     <w:p>
       <w:pPr>
@@ -489,6 +504,47 @@
           <w:rFonts w:ascii="Times New Roman" w:hAnsi="Times New Roman"/>
           <w:sz w:val="28"/>
         </w:rPr>
+        <w:t>Номер в списке группы — 10 (чётный). Значения и ответы в таблицах ниже ожидаемые; подлинные результаты фиксируются при запуске. Скриншоты не создавались автоматически.</w:t>
+      </w:r>
+    </w:p>
+    <w:p>
+      <w:pPr>
+        <w:pStyle w:val="SectionTitle"/>
+      </w:pPr>
+      <w:r>
+        <w:t>ЗАДАНИЕ №1</w:t>
+      </w:r>
+    </w:p>
+    <w:p>
+      <w:pPr>
+        <w:pStyle w:val="SectionTitle"/>
+      </w:pPr>
+    </w:p>
+    <w:p>
+      <w:pPr>
+        <w:pStyle w:val="BodyText"/>
+        <w:ind w:firstLine="0"/>
+        <w:jc w:val="both"/>
+      </w:pPr>
+      <w:r>
+        <w:rPr>
+          <w:rFonts w:ascii="Times New Roman" w:hAnsi="Times New Roman"/>
+          <w:sz w:val="28"/>
+        </w:rPr>
+        <w:t>Создание второго сервиса. Service2Application запускается на порту 8084 и принимает пересланный request. Второй сервис протоколирует полученный объект и момент получения.</w:t>
+      </w:r>
+    </w:p>
+    <w:p>
+      <w:pPr>
+        <w:pStyle w:val="BodyText"/>
+        <w:ind w:firstLine="0"/>
+        <w:jc w:val="both"/>
+      </w:pPr>
+      <w:r>
+        <w:rPr>
+          <w:rFonts w:ascii="Times New Roman" w:hAnsi="Times New Roman"/>
+          <w:sz w:val="28"/>
+        </w:rPr>
         <w:t>Исходный файл: lab4-two-services/service2/src/main/java/ru/education/lab4/Service2Application.java</w:t>
       </w:r>
     </w:p>
@@ -497,7 +553,7 @@
         <w:pStyle w:val="BodyText"/>
         <w:jc w:val="center"/>
       </w:pPr>
-      <w:hyperlink r:id="rId9">
+      <w:hyperlink r:id="rId11">
         <w:r>
           <w:rPr>
             <w:rStyle w:val="aff8"/>
@@ -525,7 +581,7 @@
         <w:pStyle w:val="BodyText"/>
         <w:jc w:val="center"/>
       </w:pPr>
-      <w:hyperlink r:id="rId10">
+      <w:hyperlink r:id="rId12">
         <w:r>
           <w:rPr>
             <w:rStyle w:val="aff8"/>
@@ -553,7 +609,7 @@
         <w:pStyle w:val="BodyText"/>
         <w:jc w:val="center"/>
       </w:pPr>
-      <w:hyperlink r:id="rId11">
+      <w:hyperlink r:id="rId13">
         <w:r>
           <w:rPr>
             <w:rStyle w:val="aff8"/>
@@ -608,7 +664,7 @@
         <w:pStyle w:val="BodyText"/>
         <w:jc w:val="center"/>
       </w:pPr>
-      <w:hyperlink r:id="rId12">
+      <w:hyperlink r:id="rId14">
         <w:r>
           <w:rPr>
             <w:rStyle w:val="aff8"/>
@@ -636,7 +692,7 @@
         <w:pStyle w:val="BodyText"/>
         <w:jc w:val="center"/>
       </w:pPr>
-      <w:hyperlink r:id="rId13">
+      <w:hyperlink r:id="rId15">
         <w:r>
           <w:rPr>
             <w:rStyle w:val="aff8"/>
@@ -664,7 +720,7 @@
         <w:pStyle w:val="BodyText"/>
         <w:jc w:val="center"/>
       </w:pPr>
-      <w:hyperlink r:id="rId14">
+      <w:hyperlink r:id="rId16">
         <w:r>
           <w:rPr>
             <w:rStyle w:val="aff8"/>
@@ -692,7 +748,7 @@
         <w:pStyle w:val="BodyText"/>
         <w:jc w:val="center"/>
       </w:pPr>
-      <w:hyperlink r:id="rId12">
+      <w:hyperlink r:id="rId14">
         <w:r>
           <w:rPr>
             <w:rStyle w:val="aff8"/>
@@ -2155,7 +2211,7 @@
         <w:pStyle w:val="BodyText"/>
         <w:jc w:val="center"/>
       </w:pPr>
-      <w:hyperlink r:id="rId15">
+      <w:hyperlink r:id="rId17">
         <w:r>
           <w:rPr>
             <w:rStyle w:val="aff8"/>
@@ -2183,7 +2239,7 @@
         <w:pStyle w:val="BodyText"/>
         <w:jc w:val="center"/>
       </w:pPr>
-      <w:hyperlink r:id="rId16">
+      <w:hyperlink r:id="rId18">
         <w:r>
           <w:rPr>
             <w:rStyle w:val="aff8"/>
